--- a/README.docx
+++ b/README.docx
@@ -885,7 +885,6 @@
           <w:numId w:val="1"/>
         </w:numPr>
         <w:rPr>
-          <w:rFonts w:hint="cs"/>
           <w:sz w:val="32"/>
           <w:szCs w:val="32"/>
           <w:rtl/>
@@ -1561,10 +1560,9 @@
           <w:numId w:val="1"/>
         </w:numPr>
         <w:rPr>
-          <w:rFonts w:cs="Arial" w:hint="cs"/>
-          <w:sz w:val="32"/>
-          <w:szCs w:val="32"/>
-          <w:rtl/>
+          <w:rFonts w:cs="Arial"/>
+          <w:sz w:val="32"/>
+          <w:szCs w:val="32"/>
         </w:rPr>
       </w:pPr>
       <w:r>
@@ -1608,7 +1606,54 @@
           <w:szCs w:val="32"/>
           <w:rtl/>
         </w:rPr>
-        <w:t xml:space="preserve"> להרים טבלה אחת ולהוסיף שדה מזהה היתרון לשאילתות וחיסרון להרחיב את המערכת ופחות ברור </w:t>
+        <w:t xml:space="preserve"> להרים טבלה אחת ולהוסיף שדה מזהה היתרון לשאילתות</w:t>
+      </w:r>
+      <w:r>
+        <w:rPr>
+          <w:rFonts w:cs="Arial" w:hint="cs"/>
+          <w:sz w:val="32"/>
+          <w:szCs w:val="32"/>
+          <w:rtl/>
+        </w:rPr>
+        <w:t xml:space="preserve"> וגם מתאים לסגנות של התראות אצלינו שהן לא משתנות</w:t>
+      </w:r>
+      <w:r>
+        <w:rPr>
+          <w:rFonts w:cs="Arial" w:hint="cs"/>
+          <w:sz w:val="32"/>
+          <w:szCs w:val="32"/>
+          <w:rtl/>
+        </w:rPr>
+        <w:t xml:space="preserve"> וחיסרון להרחיב את המערכת ופחות ברור</w:t>
+      </w:r>
+      <w:r>
+        <w:rPr>
+          <w:rFonts w:cs="Arial" w:hint="cs"/>
+          <w:sz w:val="32"/>
+          <w:szCs w:val="32"/>
+          <w:rtl/>
+        </w:rPr>
+        <w:t xml:space="preserve"> וגם לרוב כדי להשתמש בכזאת מערכת צריך שיהיה סיבה ופה אין קשרים </w:t>
+      </w:r>
+      <w:proofErr w:type="spellStart"/>
+      <w:r>
+        <w:rPr>
+          <w:rFonts w:cs="Arial" w:hint="cs"/>
+          <w:sz w:val="32"/>
+          <w:szCs w:val="32"/>
+          <w:rtl/>
+        </w:rPr>
+        <w:t>וכו</w:t>
+      </w:r>
+      <w:proofErr w:type="spellEnd"/>
+      <w:r>
+        <w:rPr>
+          <w:rFonts w:cs="Arial" w:hint="cs"/>
+          <w:sz w:val="32"/>
+          <w:szCs w:val="32"/>
+          <w:rtl/>
+        </w:rPr>
+        <w:t xml:space="preserve"> שמצריכים את זה </w:t>
       </w:r>
       <w:r>
         <w:rPr>
@@ -1625,7 +1670,25 @@
           <w:szCs w:val="32"/>
           <w:rtl/>
         </w:rPr>
-        <w:t xml:space="preserve"> ולכן בגלל שאנחנו בונים מערכת צריך להביא את האפשרות שהיא תתרחב אז אני </w:t>
+        <w:t xml:space="preserve"> ולכן בגלל שאנחנו בונים מערכת </w:t>
+      </w:r>
+      <w:r>
+        <w:rPr>
+          <w:rFonts w:cs="Arial" w:hint="cs"/>
+          <w:sz w:val="32"/>
+          <w:szCs w:val="32"/>
+          <w:rtl/>
+        </w:rPr>
+        <w:t xml:space="preserve">שניתן לה בעתיד לגדול ולא להיות מוגבלת </w:t>
+      </w:r>
+      <w:r>
+        <w:rPr>
+          <w:rFonts w:cs="Arial" w:hint="cs"/>
+          <w:sz w:val="32"/>
+          <w:szCs w:val="32"/>
+          <w:rtl/>
+        </w:rPr>
+        <w:t xml:space="preserve">אז אני </w:t>
       </w:r>
       <w:proofErr w:type="spellStart"/>
       <w:r>
@@ -1670,6 +1733,396 @@
           <w:szCs w:val="32"/>
         </w:rPr>
         <w:t xml:space="preserve">DB </w:t>
+      </w:r>
+      <w:r>
+        <w:rPr>
+          <w:rFonts w:cs="Arial" w:hint="cs"/>
+          <w:sz w:val="32"/>
+          <w:szCs w:val="32"/>
+          <w:rtl/>
+        </w:rPr>
+        <w:t xml:space="preserve"> שעונה על הדרישות האלו </w:t>
+      </w:r>
+    </w:p>
+    <w:p>
+      <w:pPr>
+        <w:pStyle w:val="a3"/>
+        <w:numPr>
+          <w:ilvl w:val="0"/>
+          <w:numId w:val="1"/>
+        </w:numPr>
+        <w:rPr>
+          <w:rFonts w:cs="Arial"/>
+          <w:b/>
+          <w:bCs/>
+          <w:sz w:val="32"/>
+          <w:szCs w:val="32"/>
+          <w:u w:val="single"/>
+        </w:rPr>
+      </w:pPr>
+      <w:r>
+        <w:rPr>
+          <w:rFonts w:cs="Arial"/>
+          <w:b/>
+          <w:bCs/>
+          <w:sz w:val="32"/>
+          <w:szCs w:val="32"/>
+          <w:u w:val="single"/>
+          <w:rtl/>
+        </w:rPr>
+        <w:t xml:space="preserve">שלב 4 - רכיב </w:t>
+      </w:r>
+      <w:proofErr w:type="spellStart"/>
+      <w:r>
+        <w:rPr>
+          <w:rFonts w:cs="Arial"/>
+          <w:b/>
+          <w:bCs/>
+          <w:sz w:val="32"/>
+          <w:szCs w:val="32"/>
+          <w:u w:val="single"/>
+          <w:rtl/>
+        </w:rPr>
+        <w:t>החמ"לים</w:t>
+      </w:r>
+      <w:proofErr w:type="spellEnd"/>
+      <w:r>
+        <w:rPr>
+          <w:rFonts w:cs="Arial" w:hint="cs"/>
+          <w:b/>
+          <w:bCs/>
+          <w:sz w:val="32"/>
+          <w:szCs w:val="32"/>
+          <w:u w:val="single"/>
+          <w:rtl/>
+        </w:rPr>
+        <w:t xml:space="preserve"> : </w:t>
+      </w:r>
+      <w:r>
+        <w:rPr>
+          <w:rFonts w:cs="Arial" w:hint="cs"/>
+          <w:sz w:val="32"/>
+          <w:szCs w:val="32"/>
+          <w:rtl/>
+        </w:rPr>
+        <w:t xml:space="preserve">הרכיב הרביעי נקרה </w:t>
+      </w:r>
+      <w:proofErr w:type="spellStart"/>
+      <w:r>
+        <w:rPr>
+          <w:rFonts w:cs="Arial"/>
+          <w:sz w:val="32"/>
+          <w:szCs w:val="32"/>
+        </w:rPr>
+        <w:t>TheOperationsCentersComponent</w:t>
+      </w:r>
+      <w:proofErr w:type="spellEnd"/>
+    </w:p>
+    <w:p>
+      <w:pPr>
+        <w:pStyle w:val="a3"/>
+        <w:numPr>
+          <w:ilvl w:val="0"/>
+          <w:numId w:val="1"/>
+        </w:numPr>
+        <w:rPr>
+          <w:rFonts w:cs="Arial"/>
+          <w:sz w:val="32"/>
+          <w:szCs w:val="32"/>
+        </w:rPr>
+      </w:pPr>
+      <w:r>
+        <w:rPr>
+          <w:rFonts w:cs="Arial" w:hint="cs"/>
+          <w:sz w:val="32"/>
+          <w:szCs w:val="32"/>
+          <w:rtl/>
+        </w:rPr>
+        <w:t xml:space="preserve">בשפת </w:t>
+      </w:r>
+      <w:r>
+        <w:rPr>
+          <w:rFonts w:cs="Arial" w:hint="cs"/>
+          <w:sz w:val="32"/>
+          <w:szCs w:val="32"/>
+        </w:rPr>
+        <w:t>C</w:t>
+      </w:r>
+      <w:r>
+        <w:rPr>
+          <w:rFonts w:cs="Arial" w:hint="cs"/>
+          <w:sz w:val="32"/>
+          <w:szCs w:val="32"/>
+          <w:rtl/>
+        </w:rPr>
+        <w:t xml:space="preserve"># </w:t>
+      </w:r>
+      <w:r>
+        <w:rPr>
+          <w:rFonts w:cs="Arial" w:hint="cs"/>
+          <w:b/>
+          <w:bCs/>
+          <w:sz w:val="32"/>
+          <w:szCs w:val="32"/>
+          <w:u w:val="single"/>
+          <w:rtl/>
+        </w:rPr>
+        <w:t xml:space="preserve"> </w:t>
+      </w:r>
+      <w:r>
+        <w:rPr>
+          <w:rFonts w:cs="Arial" w:hint="cs"/>
+          <w:b/>
+          <w:bCs/>
+          <w:sz w:val="32"/>
+          <w:szCs w:val="32"/>
+          <w:u w:val="single"/>
+          <w:rtl/>
+        </w:rPr>
+        <w:t xml:space="preserve"> </w:t>
+      </w:r>
+      <w:r>
+        <w:rPr>
+          <w:rFonts w:cs="Arial"/>
+          <w:sz w:val="32"/>
+          <w:szCs w:val="32"/>
+          <w:rtl/>
+        </w:rPr>
+        <w:t xml:space="preserve">מנהל משימות: מנגנון אשר </w:t>
+      </w:r>
+      <w:r>
+        <w:rPr>
+          <w:rFonts w:cs="Arial" w:hint="cs"/>
+          <w:sz w:val="32"/>
+          <w:szCs w:val="32"/>
+          <w:rtl/>
+        </w:rPr>
+        <w:t>מ</w:t>
+      </w:r>
+      <w:r>
+        <w:rPr>
+          <w:rFonts w:cs="Arial"/>
+          <w:sz w:val="32"/>
+          <w:szCs w:val="32"/>
+          <w:rtl/>
+        </w:rPr>
+        <w:t>דמה טיפול בזמן אמת זמן לטיפול</w:t>
+      </w:r>
+      <w:r>
+        <w:rPr>
+          <w:rFonts w:cs="Arial" w:hint="cs"/>
+          <w:sz w:val="32"/>
+          <w:szCs w:val="32"/>
+          <w:rtl/>
+        </w:rPr>
+        <w:t xml:space="preserve"> </w:t>
+      </w:r>
+      <w:r>
+        <w:rPr>
+          <w:rFonts w:cs="Arial"/>
+          <w:sz w:val="32"/>
+          <w:szCs w:val="32"/>
+          <w:rtl/>
+        </w:rPr>
+        <w:t>בהתרעות השונות.</w:t>
+      </w:r>
+      <w:r>
+        <w:rPr>
+          <w:rFonts w:cs="Arial" w:hint="cs"/>
+          <w:sz w:val="32"/>
+          <w:szCs w:val="32"/>
+          <w:rtl/>
+        </w:rPr>
+        <w:t xml:space="preserve"> </w:t>
+      </w:r>
+      <w:r>
+        <w:rPr>
+          <w:rFonts w:cs="Arial"/>
+          <w:sz w:val="32"/>
+          <w:szCs w:val="32"/>
+          <w:rtl/>
+        </w:rPr>
+        <w:t>במידה והגיעה התרעה חדשה) ניתן באמצעות דגימה או טריגר( אנחנו</w:t>
+      </w:r>
+      <w:r>
+        <w:rPr>
+          <w:rFonts w:cs="Arial" w:hint="cs"/>
+          <w:sz w:val="32"/>
+          <w:szCs w:val="32"/>
+          <w:rtl/>
+        </w:rPr>
+        <w:t xml:space="preserve"> </w:t>
+      </w:r>
+      <w:r>
+        <w:rPr>
+          <w:rFonts w:cs="Arial"/>
+          <w:sz w:val="32"/>
+          <w:szCs w:val="32"/>
+          <w:rtl/>
+        </w:rPr>
+        <w:t xml:space="preserve">נרצה שהמנגנון יחליט) ידמה החלטה של מפקד/תפקידן </w:t>
+      </w:r>
+      <w:proofErr w:type="spellStart"/>
+      <w:r>
+        <w:rPr>
+          <w:rFonts w:cs="Arial"/>
+          <w:sz w:val="32"/>
+          <w:szCs w:val="32"/>
+          <w:rtl/>
+        </w:rPr>
+        <w:t>בפיקודיםהשונים</w:t>
+      </w:r>
+      <w:proofErr w:type="spellEnd"/>
+      <w:r>
+        <w:rPr>
+          <w:rFonts w:cs="Arial"/>
+          <w:sz w:val="32"/>
+          <w:szCs w:val="32"/>
+          <w:rtl/>
+        </w:rPr>
+        <w:t>( האם מטפלים בהתרעה הזו או לא.</w:t>
+      </w:r>
+      <w:r>
+        <w:rPr>
+          <w:rFonts w:cs="Arial" w:hint="cs"/>
+          <w:sz w:val="32"/>
+          <w:szCs w:val="32"/>
+          <w:rtl/>
+        </w:rPr>
+        <w:t xml:space="preserve"> החלטה לטפל ובאיזה הודעות אז עדיפות בעלות התראות לטפל                             </w:t>
+      </w:r>
+      <w:r>
+        <w:rPr>
+          <w:rFonts w:cs="Arial"/>
+          <w:sz w:val="32"/>
+          <w:szCs w:val="32"/>
+        </w:rPr>
+        <w:t xml:space="preserve">     </w:t>
+      </w:r>
+      <w:r>
+        <w:rPr>
+          <w:rFonts w:cs="Arial" w:hint="cs"/>
+          <w:sz w:val="32"/>
+          <w:szCs w:val="32"/>
+        </w:rPr>
+        <w:lastRenderedPageBreak/>
+        <w:t>CRITICAL</w:t>
+      </w:r>
+      <w:r>
+        <w:rPr>
+          <w:rFonts w:cs="Arial"/>
+          <w:sz w:val="32"/>
+          <w:szCs w:val="32"/>
+        </w:rPr>
+        <w:t xml:space="preserve"> AND HIGH </w:t>
+      </w:r>
+      <w:r>
+        <w:rPr>
+          <w:rFonts w:cs="Arial" w:hint="cs"/>
+          <w:sz w:val="32"/>
+          <w:szCs w:val="32"/>
+          <w:rtl/>
+        </w:rPr>
+        <w:t xml:space="preserve">  מכיוון שהן דורשות תגובה מיידית התראות הרמה </w:t>
+      </w:r>
+      <w:r>
+        <w:rPr>
+          <w:rFonts w:cs="Arial" w:hint="cs"/>
+          <w:sz w:val="32"/>
+          <w:szCs w:val="32"/>
+        </w:rPr>
+        <w:t>L</w:t>
+      </w:r>
+      <w:r>
+        <w:rPr>
+          <w:rFonts w:cs="Arial"/>
+          <w:sz w:val="32"/>
+          <w:szCs w:val="32"/>
+        </w:rPr>
+        <w:t>OW and MEDIUM</w:t>
+      </w:r>
+      <w:r>
+        <w:rPr>
+          <w:rFonts w:cs="Arial" w:hint="cs"/>
+          <w:sz w:val="32"/>
+          <w:szCs w:val="32"/>
+          <w:rtl/>
+        </w:rPr>
+        <w:t xml:space="preserve">  לא יטופלו .</w:t>
+      </w:r>
+    </w:p>
+    <w:p>
+      <w:pPr>
+        <w:rPr>
+          <w:rFonts w:cs="Arial"/>
+          <w:sz w:val="32"/>
+          <w:szCs w:val="32"/>
+        </w:rPr>
+      </w:pPr>
+    </w:p>
+    <w:p>
+      <w:pPr>
+        <w:rPr>
+          <w:rFonts w:cs="Arial"/>
+          <w:sz w:val="32"/>
+          <w:szCs w:val="32"/>
+        </w:rPr>
+      </w:pPr>
+    </w:p>
+    <w:p>
+      <w:pPr>
+        <w:rPr>
+          <w:rFonts w:cs="Arial"/>
+          <w:sz w:val="32"/>
+          <w:szCs w:val="32"/>
+        </w:rPr>
+      </w:pPr>
+    </w:p>
+    <w:p>
+      <w:pPr>
+        <w:rPr>
+          <w:rFonts w:cs="Arial" w:hint="cs"/>
+          <w:sz w:val="32"/>
+          <w:szCs w:val="32"/>
+          <w:rtl/>
+        </w:rPr>
+      </w:pPr>
+      <w:r>
+        <w:rPr>
+          <w:rFonts w:cs="Arial"/>
+          <w:sz w:val="32"/>
+          <w:szCs w:val="32"/>
+        </w:rPr>
+        <w:t xml:space="preserve">  </w:t>
+      </w:r>
+      <w:r>
+        <w:rPr>
+          <w:rFonts w:cs="Arial" w:hint="cs"/>
+          <w:sz w:val="32"/>
+          <w:szCs w:val="32"/>
+          <w:rtl/>
+        </w:rPr>
+        <w:t xml:space="preserve">הלוגים </w:t>
+      </w:r>
+      <w:proofErr w:type="spellStart"/>
+      <w:r>
+        <w:rPr>
+          <w:rFonts w:cs="Arial" w:hint="cs"/>
+          <w:sz w:val="32"/>
+          <w:szCs w:val="32"/>
+          <w:rtl/>
+        </w:rPr>
+        <w:t>באלסטיק</w:t>
+      </w:r>
+      <w:proofErr w:type="spellEnd"/>
+      <w:r>
+        <w:rPr>
+          <w:rFonts w:cs="Arial" w:hint="cs"/>
+          <w:sz w:val="32"/>
+          <w:szCs w:val="32"/>
+          <w:rtl/>
+        </w:rPr>
+        <w:t xml:space="preserve"> בכל קובץ לא טופל מלא משום שלא היה לי מספיק זמן במבחן להשקיע בזה </w:t>
       </w:r>
     </w:p>
     <w:sectPr>
@@ -2210,6 +2663,7 @@
   <w:style w:type="character" w:default="1" w:styleId="a0">
     <w:name w:val="Default Paragraph Font"/>
     <w:uiPriority w:val="1"/>
+    <w:semiHidden/>
     <w:unhideWhenUsed/>
   </w:style>
   <w:style w:type="table" w:default="1" w:styleId="a1">
